--- a/paper_tr/Cover_Letter_IEEE_TR.docx
+++ b/paper_tr/Cover_Letter_IEEE_TR.docx
@@ -213,7 +213,7 @@
           <w:sz w:val="24"/>
           <w:szCs w:val="24"/>
         </w:rPr>
-        <w:t xml:space="preserve">for consideration as a Regular Paper in the IEEE Transactions on Reliability. The manuscript is 11 double-column pages, accompanied by a 3-page Supplementary Material.</w:t>
+        <w:t xml:space="preserve">for consideration as a Regular Paper in the IEEE Transactions on Reliability. The manuscript is 12 double-column pages, accompanied by a 3-page Supplementary Material.</w:t>
       </w:r>
     </w:p>
     <w:p>
